--- a/clients/elizabeth_poyner/Elizabeth_Poyner_5Day_Training_Plan.docx
+++ b/clients/elizabeth_poyner/Elizabeth_Poyner_5Day_Training_Plan.docx
@@ -2769,7 +2769,7 @@
           <w:sz w:val="17"/>
           <w:szCs w:val="17"/>
         </w:rPr>
-        <w:t xml:space="preserve">Target: 94–115g protein/day (1.8–2.2 g/kg). Per meal: ~21g minimum across 4+ meals to hit leucine threshold. Creatine: 3–5g/day — strongly indicated for bone, cognitive, and strength benefits at this age. Collagen: 15g + 50mg Vitamin C, 30–60 min before heavy sessions.</w:t>
+        <w:t>Target: 104–115g protein/day (2.0–2.2 g/kg). Per meal: ~21g minimum across 4+ meals to hit leucine threshold. Creatine: 3–5g/day — strongly indicated for bone, cognitive, and strength benefits at this age. Collagen: 15g + 50mg Vitamin C, 30–60 min before heavy sessions.</w:t>
       </w:r>
     </w:p>
     <w:p>
@@ -2906,7 +2906,7 @@
                 <w:sz w:val="18"/>
                 <w:szCs w:val="18"/>
               </w:rPr>
-              <w:t xml:space="preserve">94–104g / day</w:t>
+              <w:t>104–115g / day</w:t>
             </w:r>
           </w:p>
           <w:p>
@@ -2965,7 +2965,7 @@
                 <w:sz w:val="15"/>
                 <w:szCs w:val="15"/>
               </w:rPr>
-              <w:t xml:space="preserve">1.8–2.0 g/kg for women 50+ (blunted muscle protein synthesis response to feeding)</w:t>
+              <w:t>2.0–2.2 g/kg for women 50+ (blunted muscle protein synthesis response to feeding)</w:t>
             </w:r>
           </w:p>
         </w:tc>

--- a/clients/elizabeth_poyner/Elizabeth_Poyner_5Day_Training_Plan.docx
+++ b/clients/elizabeth_poyner/Elizabeth_Poyner_5Day_Training_Plan.docx
@@ -2769,7 +2769,7 @@
           <w:sz w:val="17"/>
           <w:szCs w:val="17"/>
         </w:rPr>
-        <w:t>Target: 104–115g protein/day (2.0–2.2 g/kg). Per meal: ~21g minimum across 4+ meals to hit leucine threshold. Creatine: 3–5g/day — strongly indicated for bone, cognitive, and strength benefits at this age. Collagen: 15g + 50mg Vitamin C, 30–60 min before heavy sessions.</w:t>
+        <w:t>Target: 104–115g protein/day (2.0–2.2 g/kg). Per meal: ~21g minimum across 4+ meals to hit leucine threshold. Creatine: 3–5g/day — strongly indicated at this age for strength, power, and cognition; bone-density evidence is mixed, not settled, a possible upside alongside LIFTMOR-style loading, not a substitute for it. Collagen: 15g + 50mg Vitamin C, 30–60 min before heavy sessions.</w:t>
       </w:r>
     </w:p>
     <w:p>
@@ -3104,7 +3104,7 @@
                 <w:sz w:val="15"/>
                 <w:szCs w:val="15"/>
               </w:rPr>
-              <w:t xml:space="preserve">Strongly indicated: ALST At-Risk + postmenopausal. Benefits: strength, cognition, bone. ~1 lb transient water weight expected.</w:t>
+              <w:t>Strongly indicated: ALST At-Risk + postmenopausal. Benefits: strength, power, cognition; bone-density evidence mixed, not settled. ~1 lb transient water weight expected.</w:t>
             </w:r>
           </w:p>
         </w:tc>
@@ -9196,6 +9196,28 @@
     </w:tbl>
     <w:p>
       <w:pPr>
+        <w:spacing w:after="120"/>
+      </w:pPr>
+      <w:r>
+        <w:rPr>
+          <w:rFonts w:ascii="Arial" w:hAnsi="Arial"/>
+          <w:b/>
+          <w:color w:val="E65100"/>
+          <w:sz w:val="17"/>
+        </w:rPr>
+        <w:t xml:space="preserve">Pelvic Floor Safety Note:  </w:t>
+      </w:r>
+      <w:r>
+        <w:rPr>
+          <w:rFonts w:ascii="Arial" w:hAnsi="Arial"/>
+          <w:color w:val="2C2C2C"/>
+          <w:sz w:val="17"/>
+        </w:rPr>
+        <w:t>Brace before lifting, exhale on exertion — no breath-holding. If you experience any leaking, heaviness, or pressure, stop and flag your coach. This is common and treatable.</w:t>
+      </w:r>
+    </w:p>
+    <w:p>
+      <w:pPr>
         <w:spacing w:after="120" w:before="0" w:line="240"/>
         <w:jc w:val="left"/>
       </w:pPr>
@@ -23167,6 +23189,28 @@
         </w:tc>
       </w:tr>
     </w:tbl>
+    <w:p>
+      <w:pPr>
+        <w:spacing w:after="120"/>
+      </w:pPr>
+      <w:r>
+        <w:rPr>
+          <w:rFonts w:ascii="Arial" w:hAnsi="Arial"/>
+          <w:b/>
+          <w:color w:val="E65100"/>
+          <w:sz w:val="17"/>
+        </w:rPr>
+        <w:t xml:space="preserve">Pelvic Floor Safety Note:  </w:t>
+      </w:r>
+      <w:r>
+        <w:rPr>
+          <w:rFonts w:ascii="Arial" w:hAnsi="Arial"/>
+          <w:color w:val="2C2C2C"/>
+          <w:sz w:val="17"/>
+        </w:rPr>
+        <w:t>Brace before lifting, exhale on exertion — no breath-holding. If you experience any leaking, heaviness, or pressure, stop and flag your coach. This is common and treatable.</w:t>
+      </w:r>
+    </w:p>
     <w:p>
       <w:pPr>
         <w:spacing w:after="120" w:before="0" w:line="240"/>

--- a/clients/elizabeth_poyner/Elizabeth_Poyner_5Day_Training_Plan.docx
+++ b/clients/elizabeth_poyner/Elizabeth_Poyner_5Day_Training_Plan.docx
@@ -8954,7 +8954,7 @@
                 <w:sz w:val="18"/>
                 <w:szCs w:val="18"/>
               </w:rPr>
-              <w:t xml:space="preserve">Romanian Deadlift (Bilateral)</w:t>
+              <w:t xml:space="preserve">Lateral Band Walk</w:t>
             </w:r>
           </w:p>
         </w:tc>
@@ -9032,7 +9032,7 @@
                 <w:sz w:val="15"/>
                 <w:szCs w:val="15"/>
               </w:rPr>
-              <w:t xml:space="preserve">10–12</w:t>
+              <w:t xml:space="preserve">12 ea way</w:t>
             </w:r>
           </w:p>
         </w:tc>
@@ -9071,7 +9071,7 @@
                 <w:sz w:val="15"/>
                 <w:szCs w:val="15"/>
               </w:rPr>
-              <w:t xml:space="preserve">80–90 lbs</w:t>
+              <w:t xml:space="preserve">Light band</w:t>
             </w:r>
           </w:p>
         </w:tc>
@@ -9110,7 +9110,7 @@
                 <w:sz w:val="15"/>
                 <w:szCs w:val="15"/>
               </w:rPr>
-              <w:t xml:space="preserve">3-1-1</w:t>
+              <w:t xml:space="preserve">Controlled</w:t>
             </w:r>
           </w:p>
         </w:tc>
@@ -9149,7 +9149,7 @@
                 <w:sz w:val="15"/>
                 <w:szCs w:val="15"/>
               </w:rPr>
-              <w:t xml:space="preserve">60s</w:t>
+              <w:t xml:space="preserve">30s</w:t>
             </w:r>
           </w:p>
         </w:tc>
@@ -9188,7 +9188,7 @@
                 <w:sz w:val="17"/>
                 <w:szCs w:val="17"/>
               </w:rPr>
-              <w:t xml:space="preserve">Neutral spine. Push hips back. Bar or DBs close to legs throughout.</w:t>
+              <w:t xml:space="preserve">Band above knees. Proud chest. Steps lateral, maintain tension.</w:t>
             </w:r>
           </w:p>
         </w:tc>
@@ -10454,7 +10454,7 @@
                 <w:sz w:val="18"/>
                 <w:szCs w:val="18"/>
               </w:rPr>
-              <w:t xml:space="preserve">Lateral Band Walk</w:t>
+              <w:t xml:space="preserve">Romanian Deadlift (Bilateral)</w:t>
             </w:r>
           </w:p>
         </w:tc>
@@ -10532,7 +10532,7 @@
                 <w:sz w:val="15"/>
                 <w:szCs w:val="15"/>
               </w:rPr>
-              <w:t xml:space="preserve">12 ea way</w:t>
+              <w:t xml:space="preserve">10–12</w:t>
             </w:r>
           </w:p>
         </w:tc>
@@ -10571,7 +10571,7 @@
                 <w:sz w:val="15"/>
                 <w:szCs w:val="15"/>
               </w:rPr>
-              <w:t xml:space="preserve">Light band</w:t>
+              <w:t xml:space="preserve">80–90 lbs</w:t>
             </w:r>
           </w:p>
         </w:tc>
@@ -10610,7 +10610,7 @@
                 <w:sz w:val="15"/>
                 <w:szCs w:val="15"/>
               </w:rPr>
-              <w:t xml:space="preserve">Controlled</w:t>
+              <w:t xml:space="preserve">3-1-1</w:t>
             </w:r>
           </w:p>
         </w:tc>
@@ -10649,7 +10649,7 @@
                 <w:sz w:val="15"/>
                 <w:szCs w:val="15"/>
               </w:rPr>
-              <w:t xml:space="preserve">30s</w:t>
+              <w:t xml:space="preserve">60s</w:t>
             </w:r>
           </w:p>
         </w:tc>
@@ -10688,7 +10688,7 @@
                 <w:sz w:val="17"/>
                 <w:szCs w:val="17"/>
               </w:rPr>
-              <w:t xml:space="preserve">Band above knees. Proud chest. Steps lateral, maintain tension.</w:t>
+              <w:t xml:space="preserve">Neutral spine. Push hips back. Bar or DBs close to legs throughout.</w:t>
             </w:r>
           </w:p>
         </w:tc>
@@ -14404,7 +14404,7 @@
                 <w:sz w:val="18"/>
                 <w:szCs w:val="18"/>
               </w:rPr>
-              <w:t xml:space="preserve">Cossack Squat</w:t>
+              <w:t xml:space="preserve">Single-Leg Glute Bridge</w:t>
             </w:r>
           </w:p>
         </w:tc>
@@ -14443,7 +14443,7 @@
                 <w:sz w:val="15"/>
                 <w:szCs w:val="15"/>
               </w:rPr>
-              <w:t xml:space="preserve">2</w:t>
+              <w:t xml:space="preserve">3</w:t>
             </w:r>
           </w:p>
         </w:tc>
@@ -14482,7 +14482,7 @@
                 <w:sz w:val="15"/>
                 <w:szCs w:val="15"/>
               </w:rPr>
-              <w:t xml:space="preserve">8 ea side</w:t>
+              <w:t xml:space="preserve">12 ea</w:t>
             </w:r>
           </w:p>
         </w:tc>
@@ -14560,7 +14560,7 @@
                 <w:sz w:val="15"/>
                 <w:szCs w:val="15"/>
               </w:rPr>
-              <w:t xml:space="preserve">3-1-1</w:t>
+              <w:t xml:space="preserve">2-2-1</w:t>
             </w:r>
           </w:p>
         </w:tc>
@@ -14638,7 +14638,7 @@
                 <w:sz w:val="17"/>
                 <w:szCs w:val="17"/>
               </w:rPr>
-              <w:t xml:space="preserve">Shift weight laterally. Extend opposite leg. Hip adductor mobility under load.</w:t>
+              <w:t xml:space="preserve">Drive through one heel. Pelvis level throughout. Note any L vs R difference.</w:t>
             </w:r>
           </w:p>
         </w:tc>
@@ -14681,7 +14681,7 @@
           <w:sz w:val="17"/>
           <w:szCs w:val="17"/>
         </w:rPr>
-        <w:t xml:space="preserve">C — GROUND STABILITY &amp; SINGLE-LEG GLUTE</w:t>
+        <w:t xml:space="preserve">C — GROUND STABILITY &amp; LATERAL SQUAT</w:t>
       </w:r>
     </w:p>
     <w:tbl>
@@ -15017,7 +15017,7 @@
                 <w:sz w:val="18"/>
                 <w:szCs w:val="18"/>
               </w:rPr>
-              <w:t xml:space="preserve">Single-Leg Glute Bridge</w:t>
+              <w:t xml:space="preserve">Cossack Squat</w:t>
             </w:r>
           </w:p>
         </w:tc>
@@ -15056,7 +15056,7 @@
                 <w:sz w:val="15"/>
                 <w:szCs w:val="15"/>
               </w:rPr>
-              <w:t xml:space="preserve">3</w:t>
+              <w:t xml:space="preserve">2</w:t>
             </w:r>
           </w:p>
         </w:tc>
@@ -15095,7 +15095,7 @@
                 <w:sz w:val="15"/>
                 <w:szCs w:val="15"/>
               </w:rPr>
-              <w:t xml:space="preserve">12 ea</w:t>
+              <w:t xml:space="preserve">8 ea side</w:t>
             </w:r>
           </w:p>
         </w:tc>
@@ -15173,7 +15173,7 @@
                 <w:sz w:val="15"/>
                 <w:szCs w:val="15"/>
               </w:rPr>
-              <w:t xml:space="preserve">2-2-1</w:t>
+              <w:t xml:space="preserve">3-1-1</w:t>
             </w:r>
           </w:p>
         </w:tc>
@@ -15251,7 +15251,7 @@
                 <w:sz w:val="17"/>
                 <w:szCs w:val="17"/>
               </w:rPr>
-              <w:t xml:space="preserve">Drive through one heel. Pelvis level throughout. Note any L vs R difference.</w:t>
+              <w:t xml:space="preserve">Shift weight laterally. Extend opposite leg. Hip adductor mobility under load.</w:t>
             </w:r>
           </w:p>
         </w:tc>

--- a/clients/elizabeth_poyner/Elizabeth_Poyner_5Day_Training_Plan.docx
+++ b/clients/elizabeth_poyner/Elizabeth_Poyner_5Day_Training_Plan.docx
@@ -2138,7 +2138,7 @@
                 <w:sz w:val="16"/>
                 <w:szCs w:val="16"/>
               </w:rPr>
-              <w:t xml:space="preserve">Wk4 target: 45 lbs — left leg leads</w:t>
+              <w:t xml:space="preserve">Wk4 target: 45 lbs. Previously left-leg-lead (per original leg LST gap); Week 8 rescan confirmed gap closed below the 0.5 lb threshold — proceed evenly both sides.</w:t>
             </w:r>
           </w:p>
         </w:tc>
@@ -2864,7 +2864,7 @@
           <w:sz w:val="17"/>
           <w:szCs w:val="17"/>
         </w:rPr>
-        <w:t xml:space="preserve">BMR: 1,122 cal/day. Total intake must SUPPORT training and muscle-building — avoid a deficit while building lean mass. RED-S risk: avoid chronic low energy availability; priority is muscle-building, not fat loss. Body composition changes as lean mass grows.</w:t>
+        <w:t xml:space="preserve">BMR: 1,159 cal/day (current, per 8/7/2026 Week 8 Styku rescan). Total intake must SUPPORT training and muscle-building — avoid a deficit while building lean mass. RED-S risk: avoid chronic low energy availability; priority is muscle-building, not fat loss. Body composition changes as lean mass grows.</w:t>
       </w:r>
     </w:p>
     <w:p>
@@ -2915,7 +2915,7 @@
           <w:sz w:val="20"/>
           <w:szCs w:val="20"/>
         </w:rPr>
-        <w:t xml:space="preserve">104–115g/day</w:t>
+        <w:t xml:space="preserve">103–114g/day</w:t>
       </w:r>
       <w:r>
         <w:rPr>
@@ -14863,7 +14863,20 @@
                 <w:sz w:val="18"/>
                 <w:szCs w:val="18"/>
               </w:rPr>
-              <w:t xml:space="preserve">Face Pull (Band or Cable)</w:t>
+              <w:t xml:space="preserve">Wall Push-Up (Light Activation)</w:t>
+            </w:r>
+          </w:p>
+          <w:p>
+            <w:r>
+              <w:rPr>
+                <w:rFonts w:ascii="Arial" w:cs="Arial" w:eastAsia="Arial" w:hAnsi="Arial"/>
+                <w:i/>
+                <w:iCs/>
+                <w:color w:val="6B6B6B"/>
+                <w:sz w:val="14"/>
+                <w:szCs w:val="14"/>
+              </w:rPr>
+              <w:t xml:space="preserve">Antagonist rotation — brief push touch between pull sets, no CNS tax</w:t>
             </w:r>
           </w:p>
         </w:tc>
@@ -14896,7 +14909,7 @@
                 <w:sz w:val="15"/>
                 <w:szCs w:val="15"/>
               </w:rPr>
-              <w:t xml:space="preserve">3</w:t>
+              <w:t xml:space="preserve">2</w:t>
             </w:r>
           </w:p>
         </w:tc>
@@ -14929,7 +14942,7 @@
                 <w:sz w:val="15"/>
                 <w:szCs w:val="15"/>
               </w:rPr>
-              <w:t xml:space="preserve">20</w:t>
+              <w:t xml:space="preserve">12–15</w:t>
             </w:r>
           </w:p>
         </w:tc>
@@ -14962,7 +14975,7 @@
                 <w:sz w:val="15"/>
                 <w:szCs w:val="15"/>
               </w:rPr>
-              <w:t xml:space="preserve">Light</w:t>
+              <w:t xml:space="preserve">Bodyweight</w:t>
             </w:r>
           </w:p>
         </w:tc>
@@ -15058,7 +15071,7 @@
                 <w:sz w:val="17"/>
                 <w:szCs w:val="17"/>
               </w:rPr>
-              <w:t xml:space="preserve">External rotation emphasis. Elbows at ear height. Rotator cuff health.</w:t>
+              <w:t xml:space="preserve">Light chest/shoulder activation. Sub-maximal — prime the push pattern only.</w:t>
             </w:r>
           </w:p>
         </w:tc>
@@ -15092,6 +15105,235 @@
                 <w:sz w:val="18"/>
                 <w:szCs w:val="18"/>
               </w:rPr>
+              <w:t xml:space="preserve">Face Pull (Band or Cable)</w:t>
+            </w:r>
+          </w:p>
+        </w:tc>
+        <w:tc>
+          <w:tcPr>
+            <w:tcW w:type="dxa" w:w="380"/>
+            <w:tcBorders>
+              <w:top w:val="none" w:color="FFFFFF" w:sz="0"/>
+              <w:left w:val="none" w:color="FFFFFF" w:sz="0"/>
+              <w:bottom w:val="none" w:color="FFFFFF" w:sz="0"/>
+              <w:right w:val="none" w:color="FFFFFF" w:sz="0"/>
+            </w:tcBorders>
+            <w:shd w:fill="FFFFFF" w:color="auto" w:val="clear"/>
+            <w:tcMar>
+              <w:top w:type="dxa" w:w="40"/>
+              <w:left w:type="dxa" w:w="80"/>
+              <w:bottom w:type="dxa" w:w="40"/>
+              <w:right w:type="dxa" w:w="80"/>
+            </w:tcMar>
+            <w:vAlign w:val="center"/>
+          </w:tcPr>
+          <w:p>
+            <w:pPr>
+              <w:jc w:val="center"/>
+            </w:pPr>
+            <w:r>
+              <w:rPr>
+                <w:rFonts w:ascii="Arial" w:cs="Arial" w:eastAsia="Arial" w:hAnsi="Arial"/>
+                <w:color w:val="6B6B6B"/>
+                <w:sz w:val="15"/>
+                <w:szCs w:val="15"/>
+              </w:rPr>
+              <w:t xml:space="preserve">3</w:t>
+            </w:r>
+          </w:p>
+        </w:tc>
+        <w:tc>
+          <w:tcPr>
+            <w:tcW w:type="dxa" w:w="420"/>
+            <w:tcBorders>
+              <w:top w:val="none" w:color="FFFFFF" w:sz="0"/>
+              <w:left w:val="none" w:color="FFFFFF" w:sz="0"/>
+              <w:bottom w:val="none" w:color="FFFFFF" w:sz="0"/>
+              <w:right w:val="none" w:color="FFFFFF" w:sz="0"/>
+            </w:tcBorders>
+            <w:shd w:fill="FFFFFF" w:color="auto" w:val="clear"/>
+            <w:tcMar>
+              <w:top w:type="dxa" w:w="40"/>
+              <w:left w:type="dxa" w:w="80"/>
+              <w:bottom w:type="dxa" w:w="40"/>
+              <w:right w:type="dxa" w:w="80"/>
+            </w:tcMar>
+            <w:vAlign w:val="center"/>
+          </w:tcPr>
+          <w:p>
+            <w:pPr>
+              <w:jc w:val="center"/>
+            </w:pPr>
+            <w:r>
+              <w:rPr>
+                <w:rFonts w:ascii="Arial" w:cs="Arial" w:eastAsia="Arial" w:hAnsi="Arial"/>
+                <w:color w:val="6B6B6B"/>
+                <w:sz w:val="15"/>
+                <w:szCs w:val="15"/>
+              </w:rPr>
+              <w:t xml:space="preserve">20</w:t>
+            </w:r>
+          </w:p>
+        </w:tc>
+        <w:tc>
+          <w:tcPr>
+            <w:tcW w:type="dxa" w:w="680"/>
+            <w:tcBorders>
+              <w:top w:val="none" w:color="FFFFFF" w:sz="0"/>
+              <w:left w:val="none" w:color="FFFFFF" w:sz="0"/>
+              <w:bottom w:val="none" w:color="FFFFFF" w:sz="0"/>
+              <w:right w:val="none" w:color="FFFFFF" w:sz="0"/>
+            </w:tcBorders>
+            <w:shd w:fill="FFFFFF" w:color="auto" w:val="clear"/>
+            <w:tcMar>
+              <w:top w:type="dxa" w:w="40"/>
+              <w:left w:type="dxa" w:w="80"/>
+              <w:bottom w:type="dxa" w:w="40"/>
+              <w:right w:type="dxa" w:w="80"/>
+            </w:tcMar>
+            <w:vAlign w:val="center"/>
+          </w:tcPr>
+          <w:p>
+            <w:pPr>
+              <w:jc w:val="center"/>
+            </w:pPr>
+            <w:r>
+              <w:rPr>
+                <w:rFonts w:ascii="Arial" w:cs="Arial" w:eastAsia="Arial" w:hAnsi="Arial"/>
+                <w:color w:val="6B6B6B"/>
+                <w:sz w:val="15"/>
+                <w:szCs w:val="15"/>
+              </w:rPr>
+              <w:t xml:space="preserve">Light</w:t>
+            </w:r>
+          </w:p>
+        </w:tc>
+        <w:tc>
+          <w:tcPr>
+            <w:tcW w:type="dxa" w:w="540"/>
+            <w:tcBorders>
+              <w:top w:val="none" w:color="FFFFFF" w:sz="0"/>
+              <w:left w:val="none" w:color="FFFFFF" w:sz="0"/>
+              <w:bottom w:val="none" w:color="FFFFFF" w:sz="0"/>
+              <w:right w:val="none" w:color="FFFFFF" w:sz="0"/>
+            </w:tcBorders>
+            <w:shd w:fill="FFFFFF" w:color="auto" w:val="clear"/>
+            <w:tcMar>
+              <w:top w:type="dxa" w:w="40"/>
+              <w:left w:type="dxa" w:w="80"/>
+              <w:bottom w:type="dxa" w:w="40"/>
+              <w:right w:type="dxa" w:w="80"/>
+            </w:tcMar>
+            <w:vAlign w:val="center"/>
+          </w:tcPr>
+          <w:p>
+            <w:pPr>
+              <w:jc w:val="center"/>
+            </w:pPr>
+            <w:r>
+              <w:rPr>
+                <w:rFonts w:ascii="Arial" w:cs="Arial" w:eastAsia="Arial" w:hAnsi="Arial"/>
+                <w:color w:val="6B6B6B"/>
+                <w:sz w:val="15"/>
+                <w:szCs w:val="15"/>
+              </w:rPr>
+              <w:t xml:space="preserve">2-1-2</w:t>
+            </w:r>
+          </w:p>
+        </w:tc>
+        <w:tc>
+          <w:tcPr>
+            <w:tcW w:type="dxa" w:w="440"/>
+            <w:tcBorders>
+              <w:top w:val="none" w:color="FFFFFF" w:sz="0"/>
+              <w:left w:val="none" w:color="FFFFFF" w:sz="0"/>
+              <w:bottom w:val="none" w:color="FFFFFF" w:sz="0"/>
+              <w:right w:val="none" w:color="FFFFFF" w:sz="0"/>
+            </w:tcBorders>
+            <w:shd w:fill="FFFFFF" w:color="auto" w:val="clear"/>
+            <w:tcMar>
+              <w:top w:type="dxa" w:w="40"/>
+              <w:left w:type="dxa" w:w="80"/>
+              <w:bottom w:type="dxa" w:w="40"/>
+              <w:right w:type="dxa" w:w="80"/>
+            </w:tcMar>
+            <w:vAlign w:val="center"/>
+          </w:tcPr>
+          <w:p>
+            <w:pPr>
+              <w:jc w:val="center"/>
+            </w:pPr>
+            <w:r>
+              <w:rPr>
+                <w:rFonts w:ascii="Arial" w:cs="Arial" w:eastAsia="Arial" w:hAnsi="Arial"/>
+                <w:color w:val="6B6B6B"/>
+                <w:sz w:val="15"/>
+                <w:szCs w:val="15"/>
+              </w:rPr>
+              <w:t xml:space="preserve">30s</w:t>
+            </w:r>
+          </w:p>
+        </w:tc>
+        <w:tc>
+          <w:tcPr>
+            <w:tcW w:type="dxa" w:w="5580"/>
+            <w:tcBorders>
+              <w:top w:val="none" w:color="FFFFFF" w:sz="0"/>
+              <w:left w:val="none" w:color="FFFFFF" w:sz="0"/>
+              <w:bottom w:val="none" w:color="FFFFFF" w:sz="0"/>
+              <w:right w:val="none" w:color="FFFFFF" w:sz="0"/>
+            </w:tcBorders>
+            <w:shd w:fill="FFFFFF" w:color="auto" w:val="clear"/>
+            <w:tcMar>
+              <w:top w:type="dxa" w:w="40"/>
+              <w:left w:type="dxa" w:w="80"/>
+              <w:bottom w:type="dxa" w:w="40"/>
+              <w:right w:type="dxa" w:w="80"/>
+            </w:tcMar>
+            <w:vAlign w:val="center"/>
+          </w:tcPr>
+          <w:p>
+            <w:r>
+              <w:rPr>
+                <w:rFonts w:ascii="Arial" w:cs="Arial" w:eastAsia="Arial" w:hAnsi="Arial"/>
+                <w:color w:val="6B6B6B"/>
+                <w:sz w:val="17"/>
+                <w:szCs w:val="17"/>
+              </w:rPr>
+              <w:t xml:space="preserve">External rotation emphasis. Elbows at ear height. Rotator cuff health.</w:t>
+            </w:r>
+          </w:p>
+        </w:tc>
+      </w:tr>
+      <w:tr>
+        <w:tc>
+          <w:tcPr>
+            <w:tcW w:type="dxa" w:w="2400"/>
+            <w:tcBorders>
+              <w:top w:val="none" w:color="FFFFFF" w:sz="0"/>
+              <w:left w:val="none" w:color="FFFFFF" w:sz="0"/>
+              <w:bottom w:val="none" w:color="FFFFFF" w:sz="0"/>
+              <w:right w:val="none" w:color="FFFFFF" w:sz="0"/>
+            </w:tcBorders>
+            <w:shd w:fill="F0FAFA" w:color="auto" w:val="clear"/>
+            <w:tcMar>
+              <w:top w:type="dxa" w:w="40"/>
+              <w:left w:type="dxa" w:w="80"/>
+              <w:bottom w:type="dxa" w:w="40"/>
+              <w:right w:type="dxa" w:w="80"/>
+            </w:tcMar>
+            <w:vAlign w:val="center"/>
+          </w:tcPr>
+          <w:p>
+            <w:r>
+              <w:rPr>
+                <w:rFonts w:ascii="Arial" w:cs="Arial" w:eastAsia="Arial" w:hAnsi="Arial"/>
+                <w:b/>
+                <w:bCs/>
+                <w:color w:val="2C2C2C"/>
+                <w:sz w:val="18"/>
+                <w:szCs w:val="18"/>
+              </w:rPr>
               <w:t xml:space="preserve">Band Pull-Apart</w:t>
             </w:r>
           </w:p>
@@ -15105,7 +15347,7 @@
               <w:bottom w:val="none" w:color="FFFFFF" w:sz="0"/>
               <w:right w:val="none" w:color="FFFFFF" w:sz="0"/>
             </w:tcBorders>
-            <w:shd w:fill="FFFFFF" w:color="auto" w:val="clear"/>
+            <w:shd w:fill="F0FAFA" w:color="auto" w:val="clear"/>
             <w:tcMar>
               <w:top w:type="dxa" w:w="40"/>
               <w:left w:type="dxa" w:w="80"/>
@@ -15138,7 +15380,7 @@
               <w:bottom w:val="none" w:color="FFFFFF" w:sz="0"/>
               <w:right w:val="none" w:color="FFFFFF" w:sz="0"/>
             </w:tcBorders>
-            <w:shd w:fill="FFFFFF" w:color="auto" w:val="clear"/>
+            <w:shd w:fill="F0FAFA" w:color="auto" w:val="clear"/>
             <w:tcMar>
               <w:top w:type="dxa" w:w="40"/>
               <w:left w:type="dxa" w:w="80"/>
@@ -15171,7 +15413,7 @@
               <w:bottom w:val="none" w:color="FFFFFF" w:sz="0"/>
               <w:right w:val="none" w:color="FFFFFF" w:sz="0"/>
             </w:tcBorders>
-            <w:shd w:fill="FFFFFF" w:color="auto" w:val="clear"/>
+            <w:shd w:fill="F0FAFA" w:color="auto" w:val="clear"/>
             <w:tcMar>
               <w:top w:type="dxa" w:w="40"/>
               <w:left w:type="dxa" w:w="80"/>
@@ -15204,7 +15446,7 @@
               <w:bottom w:val="none" w:color="FFFFFF" w:sz="0"/>
               <w:right w:val="none" w:color="FFFFFF" w:sz="0"/>
             </w:tcBorders>
-            <w:shd w:fill="FFFFFF" w:color="auto" w:val="clear"/>
+            <w:shd w:fill="F0FAFA" w:color="auto" w:val="clear"/>
             <w:tcMar>
               <w:top w:type="dxa" w:w="40"/>
               <w:left w:type="dxa" w:w="80"/>
@@ -15237,7 +15479,7 @@
               <w:bottom w:val="none" w:color="FFFFFF" w:sz="0"/>
               <w:right w:val="none" w:color="FFFFFF" w:sz="0"/>
             </w:tcBorders>
-            <w:shd w:fill="FFFFFF" w:color="auto" w:val="clear"/>
+            <w:shd w:fill="F0FAFA" w:color="auto" w:val="clear"/>
             <w:tcMar>
               <w:top w:type="dxa" w:w="40"/>
               <w:left w:type="dxa" w:w="80"/>
@@ -15270,7 +15512,7 @@
               <w:bottom w:val="none" w:color="FFFFFF" w:sz="0"/>
               <w:right w:val="none" w:color="FFFFFF" w:sz="0"/>
             </w:tcBorders>
-            <w:shd w:fill="FFFFFF" w:color="auto" w:val="clear"/>
+            <w:shd w:fill="F0FAFA" w:color="auto" w:val="clear"/>
             <w:tcMar>
               <w:top w:type="dxa" w:w="40"/>
               <w:left w:type="dxa" w:w="80"/>
@@ -21516,7 +21758,7 @@
           <w:sz w:val="17"/>
           <w:szCs w:val="17"/>
         </w:rPr>
-        <w:t xml:space="preserve">Scan completed. Weight 114 lbs (essentially flat vs. 115 lbs pre-scan — the 116–118 lb lean-gain target was not reached this cycle). ALST Index 5.85 kg/m² — Not At-Risk (Normal/monitor tier, just under the 7.0 Optimal threshold). Body Fat 27.1% (Fit — lower than 80% of peers). Lean Mass 78.4 lbs. Fat Mass 30.8 lbs. VFA 61.4 cm² — Low Risk. Shape Score 98/100 — Excellent. BMI 18.9. Segmental: Left Arm LST 6.2 lbs / Right Arm LST 6.4 lbs (0.2 lb gap — below the 0.5 lb asymmetry threshold). Left Leg LST 12.7 lbs / Right Leg LST 13.1 lbs (0.4 lb gap — below threshold, monitor only, no unilateral-lead protocol change indicated). Compare all 9 ICONS battery lifts against these new baselines heading into the next block.</w:t>
+        <w:t xml:space="preserve">Scan completed. Weight 114 lbs (essentially flat vs. 115 lbs pre-scan — the 116–118 lb lean-gain target was not reached this cycle). ALST Index 5.85 kg/m² — Not At-Risk (Normal/monitor tier, just under the 7.0 Optimal threshold). Body Fat 27.1% (Fit — lower than 80% of peers). Lean Mass 78.4 lbs. Fat Mass 30.8 lbs. VFA 61.4 cm² — Very Low Risk. Shape Score 98/100 — Excellent. BMI 18.9. Segmental: Left Arm LST 6.2 lbs / Right Arm LST 6.4 lbs (0.2 lb gap — below the 0.5 lb asymmetry threshold). Left Leg LST 12.7 lbs / Right Leg LST 13.1 lbs (0.4 lb gap — below threshold, monitor only, no unilateral-lead protocol change indicated). Compare all 9 ICONS battery lifts against these new baselines heading into the next block.</w:t>
       </w:r>
     </w:p>
     <w:p>

--- a/clients/elizabeth_poyner/Elizabeth_Poyner_5Day_Training_Plan.docx
+++ b/clients/elizabeth_poyner/Elizabeth_Poyner_5Day_Training_Plan.docx
@@ -2865,6 +2865,31 @@
           <w:szCs w:val="17"/>
         </w:rPr>
         <w:t xml:space="preserve">BMR: 1,159 cal/day (current, per 8/7/2026 Week 8 Styku rescan). Total intake must SUPPORT training and muscle-building — avoid a deficit while building lean mass. RED-S risk: avoid chronic low energy availability; priority is muscle-building, not fat loss. Body composition changes as lean mass grows.</w:t>
+      </w:r>
+    </w:p>
+    <w:p>
+      <w:pPr>
+        <w:spacing w:after="100"/>
+      </w:pPr>
+      <w:r>
+        <w:rPr>
+          <w:rFonts w:ascii="Arial" w:cs="Arial" w:eastAsia="Arial" w:hAnsi="Arial"/>
+          <w:b/>
+          <w:bCs/>
+          <w:color w:val="C9A227"/>
+          <w:sz w:val="17"/>
+          <w:szCs w:val="17"/>
+        </w:rPr>
+        <w:t xml:space="preserve">Bone-Loading Candidacy — LIFTMOR / T-Score Screening:  </w:t>
+      </w:r>
+      <w:r>
+        <w:rPr>
+          <w:rFonts w:ascii="Arial" w:cs="Arial" w:eastAsia="Arial" w:hAnsi="Arial"/>
+          <w:color w:val="2C2C2C"/>
+          <w:sz w:val="17"/>
+          <w:szCs w:val="17"/>
+        </w:rPr>
+        <w:t xml:space="preserve">At 64 and postmenopausal, Elizabeth sits in the 55-65 bracket where LIFTMOR-style bone-loading candidacy screening (T-score &lt; -1.0) is worth pursuing directly — framed as "bone investment," not added risk. Her Hex Deadlift and Hip Thrust content above already trains at or near LIFTMOR's ≥80% 1RM standard, so the training stimulus is already in place; a DEXA scan would confirm formal candidacy and give a T-score baseline to track. No DEXA/T-score data is currently on file. This same recommendation already appears in her separate Brace Life Improvement Report — added here too (8/17/2026, roster-wide research-coverage sweep) so it lives in the document she and her trainer actually train from week to week, not only in the progress-report file.</w:t>
       </w:r>
     </w:p>
     <w:p>

--- a/clients/elizabeth_poyner/Elizabeth_Poyner_5Day_Training_Plan.docx
+++ b/clients/elizabeth_poyner/Elizabeth_Poyner_5Day_Training_Plan.docx
@@ -2889,7 +2889,7 @@
           <w:sz w:val="17"/>
           <w:szCs w:val="17"/>
         </w:rPr>
-        <w:t xml:space="preserve">At 64 and postmenopausal, Elizabeth sits in the 55-65 bracket where LIFTMOR-style bone-loading candidacy screening (T-score &lt; -1.0) is worth pursuing directly — framed as "bone investment," not added risk. Her Hex Deadlift and Hip Thrust content above already trains at or near LIFTMOR's ≥80% 1RM standard, so the training stimulus is already in place; a DEXA scan would confirm formal candidacy and give a T-score baseline to track. No DEXA/T-score data is currently on file. This same recommendation already appears in her separate Brace Life Improvement Report — added here too (8/17/2026, roster-wide research-coverage sweep) so it lives in the document she and her trainer actually train from week to week, not only in the progress-report file.</w:t>
+        <w:t xml:space="preserve">At 64 and postmenopausal, Elizabeth sits in the 55-65 bracket where LIFTMOR-style bone-loading candidacy screening (T-score &lt; -1.0) is worth pursuing directly — framed as "bone investment," not added risk. Her Hex Deadlift and Hip Thrust content above already trains at or near LIFTMOR's ≥80% 1RM standard, so the training stimulus is already in place; a DEXA scan would confirm formal candidacy and give a T-score baseline to track. No DEXA/T-score data is currently on file.</w:t>
       </w:r>
     </w:p>
     <w:p>

--- a/clients/elizabeth_poyner/Elizabeth_Poyner_5Day_Training_Plan.docx
+++ b/clients/elizabeth_poyner/Elizabeth_Poyner_5Day_Training_Plan.docx
@@ -986,7 +986,7 @@
                 <w:sz w:val="13"/>
                 <w:szCs w:val="13"/>
               </w:rPr>
-              <w:t xml:space="preserve">Bone Mass</w:t>
+              <w:t xml:space="preserve">Bone Mass (Styku est.)</w:t>
             </w:r>
           </w:p>
           <w:p>

--- a/clients/elizabeth_poyner/Elizabeth_Poyner_5Day_Training_Plan.docx
+++ b/clients/elizabeth_poyner/Elizabeth_Poyner_5Day_Training_Plan.docx
@@ -3228,7 +3228,7 @@
           <w:sz w:val="17"/>
           <w:szCs w:val="17"/>
         </w:rPr>
-        <w:t xml:space="preserve">Brace before lifting, exhale on exertion — no breath-holding. If you experience any leaking, heaviness, or pressure, stop and flag your coach. This is common and treatable.</w:t>
+        <w:t xml:space="preserve">Match your bracing to the load: breathe freely on lighter sets, exhale on exertion as your default, and use a brief, controlled brace on your heaviest working sets. If you experience any leaking, heaviness, or pressure, stop and flag your coach. This is common and treatable.</w:t>
       </w:r>
     </w:p>
     <w:p>
@@ -6604,7 +6604,7 @@
           <w:sz w:val="17"/>
           <w:szCs w:val="17"/>
         </w:rPr>
-        <w:t xml:space="preserve">Brace before lifting, exhale on exertion — no breath-holding. If you experience any leaking, heaviness, or pressure, stop and flag your coach. This is common and treatable.</w:t>
+        <w:t xml:space="preserve">Match your bracing to the load: breathe freely on lighter sets, exhale on exertion as your default, and use a brief, controlled brace on your heaviest working sets. If you experience any leaking, heaviness, or pressure, stop and flag your coach. This is common and treatable.</w:t>
       </w:r>
     </w:p>
     <w:p>
@@ -9967,7 +9967,7 @@
           <w:sz w:val="17"/>
           <w:szCs w:val="17"/>
         </w:rPr>
-        <w:t xml:space="preserve">Brace before lifting, exhale on exertion — no breath-holding. If you experience any leaking, heaviness, or pressure, stop and flag your coach. This is common and treatable.</w:t>
+        <w:t xml:space="preserve">Match your bracing to the load: breathe freely on lighter sets, exhale on exertion as your default, and use a brief, controlled brace on your heaviest working sets. If you experience any leaking, heaviness, or pressure, stop and flag your coach. This is common and treatable.</w:t>
       </w:r>
     </w:p>
     <w:p>
@@ -13115,7 +13115,7 @@
           <w:sz w:val="17"/>
           <w:szCs w:val="17"/>
         </w:rPr>
-        <w:t xml:space="preserve">Brace before lifting, exhale on exertion — no breath-holding. If you experience any leaking, heaviness, or pressure, stop and flag your coach. This is common and treatable.</w:t>
+        <w:t xml:space="preserve">Match your bracing to the load: breathe freely on lighter sets, exhale on exertion as your default, and use a brief, controlled brace on your heaviest working sets. If you experience any leaking, heaviness, or pressure, stop and flag your coach. This is common and treatable.</w:t>
       </w:r>
     </w:p>
     <w:p>
@@ -17141,7 +17141,7 @@
           <w:sz w:val="17"/>
           <w:szCs w:val="17"/>
         </w:rPr>
-        <w:t xml:space="preserve">Brace before lifting, exhale on exertion — no breath-holding. If you experience any leaking, heaviness, or pressure, stop and flag your coach. This is common and treatable.</w:t>
+        <w:t xml:space="preserve">Match your bracing to the load: breathe freely on lighter sets, exhale on exertion as your default, and use a brief, controlled brace on your heaviest working sets. If you experience any leaking, heaviness, or pressure, stop and flag your coach. This is common and treatable.</w:t>
       </w:r>
     </w:p>
     <w:p>

--- a/clients/elizabeth_poyner/Elizabeth_Poyner_5Day_Training_Plan.docx
+++ b/clients/elizabeth_poyner/Elizabeth_Poyner_5Day_Training_Plan.docx
@@ -2739,7 +2739,7 @@
           <w:sz w:val="17"/>
           <w:szCs w:val="17"/>
         </w:rPr>
-        <w:t xml:space="preserve">Estimated 1RM: 228 lbs. This is an elite-level deadlift for any age — extraordinary for a 64-year-old woman at 115 lbs. Previous PR was 175 lbs. New 4-week loading: Wk1: 180 lbs · Wk2: 190 lbs · Wk3: 200 lbs · Wk4 peak test: 210–215 lbs. Every set at this weight is a direct bone-density investment (LIFTMOR RCT standard ≥80% 1RM).</w:t>
+        <w:t xml:space="preserve">Estimated 1RM: 228 lbs. This is an elite-level deadlift for any age — extraordinary for a 64-year-old woman at 115 lbs. Previous PR was 175 lbs. New 4-week loading: Wk1: 180 lbs · Wk2: 190 lbs · Wk3: 200 lbs · Wk4 peak test: 210–215 lbs. This progression builds directly toward LIFTMOR RCT-level bone-density loading (the trial's protocol was &gt;85% 1RM) — Wk3–4 sets (200–215 lbs, roughly 88–94% 1RM) meet or exceed that intensity directly.</w:t>
       </w:r>
     </w:p>
     <w:p>
@@ -2889,7 +2889,7 @@
           <w:sz w:val="17"/>
           <w:szCs w:val="17"/>
         </w:rPr>
-        <w:t xml:space="preserve">At 64 and postmenopausal, Elizabeth sits in the 55-65 bracket where LIFTMOR-style bone-loading candidacy screening (T-score &lt; -1.0) is worth pursuing directly — framed as "bone investment," not added risk. Her Hex Deadlift and Hip Thrust content above already trains at or near LIFTMOR's ≥80% 1RM standard, so the training stimulus is already in place; a DEXA scan would confirm formal candidacy and give a T-score baseline to track. No DEXA/T-score data is currently on file.</w:t>
+        <w:t xml:space="preserve">At 64 and postmenopausal, Elizabeth sits in the 55-65 bracket where LIFTMOR-style bone-loading candidacy screening (T-score &lt; -1.0) is worth pursuing directly — framed as "bone investment," not added risk. Her Hex Deadlift and Hip Thrust progression builds toward and, by Week 3–4, reaches LIFTMOR's actual &gt;85% 1RM standard, so the training stimulus is already in place; a DEXA scan would confirm formal candidacy and give a T-score baseline to track. No DEXA/T-score data is currently on file.</w:t>
       </w:r>
     </w:p>
     <w:p>
@@ -9917,7 +9917,7 @@
           <w:sz w:val="17"/>
           <w:szCs w:val="17"/>
         </w:rPr>
-        <w:t xml:space="preserve">Thursday is the highest-intensity gym session of the week. Hex bar PR is now 195 lbs × 5 (Est 1RM 228 lbs) — a new all-time record. Wk1 working load: 180 lbs. Rest fully between sets. CNS output is the priority. Every heavy set at ≥80% 1RM is a direct bone-density investment.</w:t>
+        <w:t xml:space="preserve">Thursday is the highest-intensity gym session of the week. Hex bar PR is now 195 lbs × 5 (Est 1RM 228 lbs) — a new all-time record. Wk1 working load: 180 lbs. Rest fully between sets. CNS output is the priority. This block builds toward LIFTMOR RCT-level bone-density loading (&gt;85% 1RM), reached directly by Week 3–4.</w:t>
       </w:r>
     </w:p>
     <w:p>
@@ -21783,7 +21783,7 @@
           <w:sz w:val="17"/>
           <w:szCs w:val="17"/>
         </w:rPr>
-        <w:t xml:space="preserve">Scan completed. Weight 114 lbs (essentially flat vs. 115 lbs pre-scan — the 116–118 lb lean-gain target was not reached this cycle). ALST Index 5.85 kg/m² — Not At-Risk (Normal/monitor tier, just under the 7.0 Optimal threshold). Body Fat 27.1% (Fit — lower than 80% of peers). Lean Mass 78.4 lbs. Fat Mass 30.8 lbs. VFA 61.4 cm² — Very Low Risk. Shape Score 98/100 — Excellent. BMI 18.9. Segmental: Left Arm LST 6.2 lbs / Right Arm LST 6.4 lbs (0.2 lb gap — below the 0.5 lb asymmetry threshold). Left Leg LST 12.7 lbs / Right Leg LST 13.1 lbs (0.4 lb gap — below threshold, monitor only, no unilateral-lead protocol change indicated). Compare all 9 ICONS battery lifts against these new baselines heading into the next block.</w:t>
+        <w:t xml:space="preserve">Scan completed. Weight 114 lbs (essentially flat vs. 115 lbs pre-scan — the 116–118 lb lean-gain target was not reached this cycle). ALST Index 5.85 kg/m² — Not At-Risk (within the normal reference range; a trend metric to keep tracking at future scans, not a graded score). Body Fat 27.1% (Fit — lower than 80% of peers). Lean Mass 78.4 lbs. Fat Mass 30.8 lbs. VFA 61.4 cm² — a low reading, worth tracking as a trend at future scans. Shape Score 98/100 — Excellent. BMI 18.9. Segmental: Left Arm LST 6.2 lbs / Right Arm LST 6.4 lbs (0.2 lb gap — below the 0.5 lb asymmetry threshold). Left Leg LST 12.7 lbs / Right Leg LST 13.1 lbs (0.4 lb gap — below threshold, monitor only, no unilateral-lead protocol change indicated). Compare all 9 ICONS battery lifts against these new baselines heading into the next block.</w:t>
       </w:r>
     </w:p>
     <w:p>

--- a/clients/elizabeth_poyner/Elizabeth_Poyner_5Day_Training_Plan.docx
+++ b/clients/elizabeth_poyner/Elizabeth_Poyner_5Day_Training_Plan.docx
@@ -2889,7 +2889,32 @@
           <w:sz w:val="17"/>
           <w:szCs w:val="17"/>
         </w:rPr>
-        <w:t xml:space="preserve">At 64 and postmenopausal, Elizabeth sits in the 55-65 bracket where LIFTMOR-style bone-loading candidacy screening (T-score &lt; -1.0) is worth pursuing directly — framed as "bone investment," not added risk. Her Hex Deadlift and Hip Thrust progression builds toward and, by Week 3–4, reaches LIFTMOR's actual &gt;85% 1RM standard, so the training stimulus is already in place; a DEXA scan would confirm formal candidacy and give a T-score baseline to track. No DEXA/T-score data is currently on file.</w:t>
+        <w:t xml:space="preserve">At 64 and postmenopausal, Elizabeth sits in the 55-65 bracket where LIFTMOR-style bone-loading candidacy screening (T-score &lt; -1.0) is worth pursuing directly — framed as "bone investment," not added risk. Her Hex Deadlift and Hip Thrust progression builds toward and, by Week 3–4, reaches LIFTMOR's actual &gt;85% 1RM standard, so the training stimulus is already in place; a DEXA scan would confirm formal candidacy and give a T-score baseline to track. No DEXA/T-score data is currently on file. Risk-stratification gate, to run before the DEXA result is acted on either way: a prior vertebral fracture, multiple low-trauma fractures, or a very low BMD reading routes to individualised physiotherapist assessment FIRST — that assessment comes before heavier loading, not alongside it. Nothing on file indicates any of these for Elizabeth, which is exactly what the scan would confirm. Balance and fall-prevention work belongs alongside the loading protocol rather than instead of it: in the trial evidence for this protocol, a fall — not the lifting load itself — was the proximate mechanism behind the single vertebral fracture recorded.</w:t>
+      </w:r>
+    </w:p>
+    <w:p>
+      <w:pPr>
+        <w:spacing w:after="100"/>
+      </w:pPr>
+      <w:r>
+        <w:rPr>
+          <w:rFonts w:ascii="Arial" w:cs="Arial" w:eastAsia="Arial" w:hAnsi="Arial"/>
+          <w:b/>
+          <w:bCs/>
+          <w:color w:val="E65100"/>
+          <w:sz w:val="17"/>
+          <w:szCs w:val="17"/>
+        </w:rPr>
+        <w:t xml:space="preserve">Bone-Loading Protocol — Supervision, Ramp-In &amp; Spinal Precaution:  </w:t>
+      </w:r>
+      <w:r>
+        <w:rPr>
+          <w:rFonts w:ascii="Arial" w:cs="Arial" w:eastAsia="Arial" w:hAnsi="Arial"/>
+          <w:color w:val="2C2C2C"/>
+          <w:sz w:val="17"/>
+          <w:szCs w:val="17"/>
+        </w:rPr>
+        <w:t xml:space="preserve">Three standing conditions apply wherever Hex Deadlift or Hip Thrust loading reaches LIFTMOR intensity (&gt;85% 1RM — Weeks 3–4 of this cycle). SUPERVISION: the trials this protocol comes from were delivered as fully supervised sessions, and heavy 5×5 work above 85% 1RM is never programmed here as unsupervised homework — every Week 3–4 peak-loading set is coached in person. TECHNIQUE-FIRST RAMP-IN: Weeks 1–2 sit deliberately below that intensity by design (Hex DL 180–190 lbs, roughly 79–83% of the 228 lb estimated 1RM) so mechanics are locked in before the heaviest loads arrive, and Friday's 60% day is the standing vehicle for that technique work throughout the cycle — it is a deliberate part of the bone-loading protocol, not simply a light day. LOADED SPINAL FLEXION: no loaded forward bending, no rounding under load, and no repeated or end-range spinal flexion on any lift in this program. Neutral spine is the non-negotiable position on every deadlift, hinge, carry, row, and sled push — if it cannot be held, the set ends there regardless of the number on the bar.</w:t>
       </w:r>
     </w:p>
     <w:p>
@@ -2983,7 +3008,7 @@
           <w:sz w:val="17"/>
           <w:szCs w:val="17"/>
         </w:rPr>
-        <w:t xml:space="preserve">Postmenopausal status. Prescribe 3–5g creatine monohydrate daily with food, no loading phase. Saturates in 3–4 weeks. Well-supported for strength, power, and cognition; bone-density evidence is mixed, not settled — a possible upside alongside LIFTMOR-style loading, not a substitute for it.</w:t>
+        <w:t xml:space="preserve">Postmenopausal status. 3–5g creatine monohydrate daily with food, no loading phase. Saturates in 3–4 weeks. Well-supported for strength, power, and cognition; bone-density evidence is mixed, not settled — a possible upside alongside LIFTMOR-style loading, not a substitute for it.</w:t>
       </w:r>
     </w:p>
     <w:p>
@@ -3008,7 +3033,7 @@
           <w:sz w:val="17"/>
           <w:szCs w:val="17"/>
         </w:rPr>
-        <w:t xml:space="preserve">15g collagen peptides + 50mg Vitamin C, taken 30–60 minutes before the loading session. Doubles collagen synthesis markers when paired with mechanical load (Shaw et al. 2017).</w:t>
+        <w:t xml:space="preserve">15g collagen peptides + 50mg Vitamin C, taken 45–60 minutes before the loading session. A connective-tissue support protocol taken consistently on training days over 12+ weeks — the benefit is structural and builds over time, not a pre-workout performance boost. Requires mechanical load to work. Ranks below protein and creatine in priority (Shaw et al. 2017).</w:t>
       </w:r>
     </w:p>
     <w:p>
@@ -4802,7 +4827,7 @@
                 <w:sz w:val="14"/>
                 <w:szCs w:val="14"/>
               </w:rPr>
-              <w:t xml:space="preserve">  1–2 RIR</w:t>
+              <w:t xml:space="preserve">  1 RIR — hypertrophy-priority accessory</w:t>
             </w:r>
           </w:p>
         </w:tc>
@@ -7153,7 +7178,7 @@
                 <w:sz w:val="14"/>
                 <w:szCs w:val="14"/>
               </w:rPr>
-              <w:t xml:space="preserve">  1–2 RIR</w:t>
+              <w:t xml:space="preserve">  2 RIR</w:t>
             </w:r>
           </w:p>
         </w:tc>
@@ -7406,7 +7431,7 @@
                 <w:sz w:val="14"/>
                 <w:szCs w:val="14"/>
               </w:rPr>
-              <w:t xml:space="preserve">  1 RIR on last set</w:t>
+              <w:t xml:space="preserve">  2 RIR on last set</w:t>
             </w:r>
           </w:p>
         </w:tc>
@@ -10516,7 +10541,7 @@
                 <w:sz w:val="14"/>
                 <w:szCs w:val="14"/>
               </w:rPr>
-              <w:t xml:space="preserve">  1 RIR on work sets — not to failure</w:t>
+              <w:t xml:space="preserve">  2 RIR on work sets — not to failure</w:t>
             </w:r>
           </w:p>
         </w:tc>

--- a/clients/elizabeth_poyner/Elizabeth_Poyner_5Day_Training_Plan.docx
+++ b/clients/elizabeth_poyner/Elizabeth_Poyner_5Day_Training_Plan.docx
@@ -4285,6 +4285,17 @@
                 <w:szCs w:val="17"/>
               </w:rPr>
               <w:t xml:space="preserve">Elbows at 45°. Squeeze chest at top. Full range every rep.</w:t>
+            </w:r>
+            <w:r>
+              <w:rPr>
+                <w:rFonts w:ascii="Arial" w:cs="Arial" w:eastAsia="Arial" w:hAnsi="Arial"/>
+                <w:i/>
+                <w:iCs/>
+                <w:color w:val="00695C"/>
+                <w:sz w:val="14"/>
+                <w:szCs w:val="14"/>
+              </w:rPr>
+              <w:t xml:space="preserve">  1 RIR — hypertrophy-priority accessory</w:t>
             </w:r>
           </w:p>
         </w:tc>

--- a/clients/elizabeth_poyner/Elizabeth_Poyner_5Day_Training_Plan.docx
+++ b/clients/elizabeth_poyner/Elizabeth_Poyner_5Day_Training_Plan.docx
@@ -1251,7 +1251,7 @@
           <w:sz w:val="17"/>
           <w:szCs w:val="17"/>
         </w:rPr>
-        <w:t xml:space="preserve">Body Fat 27.1% reads lower than 80% of Styku's peer comparison group. Both segmental gaps (arms 0.2 lbs, legs 0.4 lbs) sit below the 0.5 lb Asymmetry Protocol trigger — monitor only, no unilateral-lead protocol change indicated.</w:t>
+        <w:t xml:space="preserve">Body Fat 27.1% reads lower than 80% of Styku's peer comparison group. Both segmental gaps (arms 0.2 lbs ≈ 3%, legs 0.4 lbs ≈ 3%) sit far below the ≥10% relative Asymmetry Protocol trigger — monitor only, no unilateral-lead protocol change indicated.</w:t>
       </w:r>
     </w:p>
     <w:p>
@@ -2138,7 +2138,7 @@
                 <w:sz w:val="16"/>
                 <w:szCs w:val="16"/>
               </w:rPr>
-              <w:t xml:space="preserve">Wk4 target: 45 lbs. Previously left-leg-lead (per original leg LST gap); Week 8 rescan confirmed gap closed below the 0.5 lb threshold — proceed evenly both sides.</w:t>
+              <w:t xml:space="preserve">Wk4 target: 45 lbs. Previously left-leg-lead (per original leg LST gap); Week 8 rescan confirmed the gap closed (0.4 lbs ≈ 3% — far below the ≥10% relative trigger) — proceed evenly both sides.</w:t>
             </w:r>
           </w:p>
         </w:tc>
@@ -21062,7 +21062,7 @@
           <w:sz w:val="17"/>
           <w:szCs w:val="17"/>
         </w:rPr>
-        <w:t xml:space="preserve">Power is this day's primary quality and runs first, fresh — moving a sub-maximal load with maximal intent, full recovery between sets. Rotate the jump slot by how the legs feel: trap bar jump, box step-up jump, or — on a day that wants less impact — a brisk step-up driven with full intent and no jump. The speed sled stays lighter than Thursday's by design; the intent is the exercise.</w:t>
+        <w:t xml:space="preserve">Power is this day's primary quality and runs first, fresh — moving a sub-maximal load with maximal intent, full recovery between sets. Rotate the jump selection by how the legs feel: trap bar jump, box step-up jump, or — on a day that wants less impact — a brisk step-up driven with full intent and no jump. The speed sled stays lighter than Thursday's by design; the intent is the exercise.</w:t>
       </w:r>
     </w:p>
     <w:tbl>

--- a/clients/elizabeth_poyner/Elizabeth_Poyner_5Day_Training_Plan.docx
+++ b/clients/elizabeth_poyner/Elizabeth_Poyner_5Day_Training_Plan.docx
@@ -3033,7 +3033,7 @@
           <w:sz w:val="17"/>
           <w:szCs w:val="17"/>
         </w:rPr>
-        <w:t xml:space="preserve">~21g per meal minimum (leucine threshold), distributed across 4+ meals/day.</w:t>
+        <w:t xml:space="preserve">~16g per meal (≈0.3 g/kg), across 4 meals spaced 3–4 hours apart.</w:t>
       </w:r>
     </w:p>
     <w:p>

--- a/clients/elizabeth_poyner/Elizabeth_Poyner_5Day_Training_Plan.docx
+++ b/clients/elizabeth_poyner/Elizabeth_Poyner_5Day_Training_Plan.docx
@@ -3033,7 +3033,7 @@
           <w:sz w:val="17"/>
           <w:szCs w:val="17"/>
         </w:rPr>
-        <w:t xml:space="preserve">~16g per meal (≈0.3 g/kg), across 4 meals spaced 3–4 hours apart.</w:t>
+        <w:t xml:space="preserve">~26–29g per meal (0.50–0.55 g/kg), across 4 meals spaced 3–4 hours apart.</w:t>
       </w:r>
     </w:p>
     <w:p>
